--- a/deliverables/TMHCC_Media_Combined_Summary_of_Cover_FINAL.docx
+++ b/deliverables/TMHCC_Media_Combined_Summary_of_Cover_FINAL.docx
@@ -4463,7 +4463,7 @@
           <w:i w:val="0"/>
           <w:sz w:val="20"/>
         </w:rPr>
-        <w:t>The following General Policy Exclusions apply unless a Section states otherwise. Sections 13, 15 (and any Section 16) carry their own exclusions which prevail for those Sections:</w:t>
+        <w:t>The following General Policy Exclusions apply unless a Section states otherwise. Sections 13, 14 and 15 carry their own exclusions which prevail for those Sections:</w:t>
       </w:r>
     </w:p>
     <w:p>

--- a/deliverables/TMHCC_Media_Combined_Summary_of_Cover_FINAL.docx
+++ b/deliverables/TMHCC_Media_Combined_Summary_of_Cover_FINAL.docx
@@ -1345,7 +1345,7 @@
                 <w:color w:val="212121"/>
                 <w:sz w:val="18"/>
               </w:rPr>
-              <w:t>15  CyberGuard™ Cyber Liability</w:t>
+              <w:t>15  CyberGuard™ (Cyber Liability)</w:t>
             </w:r>
           </w:p>
         </w:tc>
@@ -1987,6 +1987,36 @@
           <w:i w:val="0"/>
           <w:sz w:val="20"/>
         </w:rPr>
+        <w:t>Increase in Cost of Working (ICOW) and Additional Increase in Cost of Working (AICOW) – named settlement heads</w:t>
+      </w:r>
+    </w:p>
+    <w:p>
+      <w:pPr>
+        <w:pStyle w:val="ListBullet"/>
+        <w:spacing w:after="40"/>
+      </w:pPr>
+      <w:r>
+        <w:rPr>
+          <w:rFonts w:ascii="Arial" w:hAnsi="Arial" w:cs="Arial"/>
+          <w:b w:val="0"/>
+          <w:i w:val="0"/>
+          <w:sz w:val="20"/>
+        </w:rPr>
+        <w:t>Accounts Receivable (Book Debts); Increase in Cost of Working (Computers)</w:t>
+      </w:r>
+    </w:p>
+    <w:p>
+      <w:pPr>
+        <w:pStyle w:val="ListBullet"/>
+        <w:spacing w:after="40"/>
+      </w:pPr>
+      <w:r>
+        <w:rPr>
+          <w:rFonts w:ascii="Arial" w:hAnsi="Arial" w:cs="Arial"/>
+          <w:b w:val="0"/>
+          <w:i w:val="0"/>
+          <w:sz w:val="20"/>
+        </w:rPr>
         <w:t>Denial of Access; Customers and Suppliers; Public Utilities</w:t>
       </w:r>
     </w:p>
@@ -4614,7 +4644,7 @@
           <w:i w:val="0"/>
           <w:sz w:val="20"/>
         </w:rPr>
-        <w:t>Notification of a claim is a Condition Precedent to liability – the Insured must notify as soon as practicable (Sections 1–11).</w:t>
+        <w:t>Notification of a claim (Sections 1–11): the Insured must notify the Insurer as soon as practicable. This is an obligation – it is NOT, in the final wording, a blanket condition precedent for Sections 1–11.</w:t>
       </w:r>
     </w:p>
     <w:p>
@@ -4644,7 +4674,22 @@
           <w:i w:val="0"/>
           <w:sz w:val="20"/>
         </w:rPr>
-        <w:t>No admission of liability, offer, settlement or payment may be made without the insurer’s written consent.</w:t>
+        <w:t>Admission of Liability: the Insured must not make any admission of liability, promise, payment, compensation, offer, negotiation or settlement of a claim without the Insurer’s written consent. In the final wording this is an ordinary condition (not a condition precedent): the Insurer may only rely on a breach to the extent its position has been prejudiced by the breach.</w:t>
+      </w:r>
+    </w:p>
+    <w:p>
+      <w:pPr>
+        <w:pStyle w:val="ListBullet"/>
+        <w:spacing w:after="40"/>
+      </w:pPr>
+      <w:r>
+        <w:rPr>
+          <w:rFonts w:ascii="Arial" w:hAnsi="Arial" w:cs="Arial"/>
+          <w:b w:val="0"/>
+          <w:i w:val="0"/>
+          <w:sz w:val="20"/>
+        </w:rPr>
+        <w:t>Proof of Ownership and Value: following theft or loss, the Insurer may request reasonable evidence of ownership and value for any high value item or any item insured on an Agreed Value basis (e.g. invoices, valuations, photographs, serial numbers). An affected item’s claim may not be paid where the Insured fails to provide the evidence reasonably requested (item-level – not a blanket forfeiture).</w:t>
       </w:r>
     </w:p>
     <w:p>
@@ -6010,6 +6055,21 @@
           <w:i w:val="0"/>
           <w:sz w:val="20"/>
         </w:rPr>
+        <w:t>This summary reflects the FINAL wording. Section 12 (Media Liability) enhancements under consideration (e.g. a Schedule-selectable worldwide / USA-Canada option) are NOT yet part of cover and require legal/underwriting sign-off; the current Section 12 position (worldwide excluding USA/Canada unless the Schedule states otherwise) applies.</w:t>
+      </w:r>
+    </w:p>
+    <w:p>
+      <w:pPr>
+        <w:pStyle w:val="ListBullet"/>
+        <w:spacing w:after="40"/>
+      </w:pPr>
+      <w:r>
+        <w:rPr>
+          <w:rFonts w:ascii="Arial" w:hAnsi="Arial" w:cs="Arial"/>
+          <w:b w:val="0"/>
+          <w:i w:val="0"/>
+          <w:sz w:val="20"/>
+        </w:rPr>
         <w:t>Check sums insured and limits carefully – the policy is subject to Average (underinsurance).</w:t>
       </w:r>
     </w:p>

--- a/deliverables/TMHCC_Media_Combined_Summary_of_Cover_FINAL.docx
+++ b/deliverables/TMHCC_Media_Combined_Summary_of_Cover_FINAL.docx
@@ -2958,7 +2958,22 @@
           <w:i w:val="0"/>
           <w:sz w:val="20"/>
         </w:rPr>
-        <w:t>Money – Touring and Entertainment Activities: money in transit, in temporary storage and at temporary venues, festival sites and box offices used in connection with touring, live events, performances and other music/entertainment activities (sub-limit as shown in the Schedule)</w:t>
+        <w:t>Money – Premises: money at the Premises (sub-limit as shown in the Schedule)</w:t>
+      </w:r>
+    </w:p>
+    <w:p>
+      <w:pPr>
+        <w:pStyle w:val="ListBullet"/>
+        <w:spacing w:after="40"/>
+      </w:pPr>
+      <w:r>
+        <w:rPr>
+          <w:rFonts w:ascii="Arial" w:hAnsi="Arial" w:cs="Arial"/>
+          <w:b w:val="0"/>
+          <w:i w:val="0"/>
+          <w:sz w:val="20"/>
+        </w:rPr>
+        <w:t>Money – Touring, Festivals and Events: money in transit, in temporary storage and at venues, festival sites, box offices and other touring/live-event/exhibition/conference locations — including theft of/from safes and containers, assault cover, and employee dishonesty (sub-limit as shown in the Schedule)</w:t>
       </w:r>
     </w:p>
     <w:p>
